--- a/docs/word/SMMMDE vs SMMMS - FPSLLC Redline - Single Member Disregarded vs S Corporation.docx
+++ b/docs/word/SMMMDE vs SMMMS - FPSLLC Redline - Single Member Disregarded vs S Corporation.docx
@@ -62,7 +62,7 @@
           <w:sz w:val="24"/>
           <w:szCs w:val="24"/>
         </w:rPr>
-        <w:t xml:space="preserve">144 paragraphs identical · 28 changed · 0 only in the first · 17 only in the second</w:t>
+        <w:t xml:space="preserve">144 paragraphs identical · 28 changed · 0 only in the first · 16 only in the second</w:t>
       </w:r>
     </w:p>
     <w:p>
@@ -2865,24 +2865,6 @@
           <w:szCs w:val="24"/>
         </w:rPr>
         <w:t xml:space="preserve">7.2 Source Limitation. Distributions in respect of a Protected Series shall be made solely from the Associated Assets of that Protected Series, and solely to the Company; distributions in respect of the Company shall be made solely from the Associated Assets of the Company, to the Member. Each distribution shall be recorded in the records maintained under Article 8, identifying its source.</w:t>
-      </w:r>
-    </w:p>
-    <w:p>
-      <w:pPr>
-        <w:keepLines/>
-        <w:widowControl/>
-        <w:spacing w:after="160"/>
-        <w:jc w:val="both"/>
-      </w:pPr>
-      <w:r>
-        <w:rPr>
-          <w:rFonts w:ascii="Times New Roman" w:hAnsi="Times New Roman"/>
-          <w:color w:val="0645AD"/>
-          <w:u w:val="single"/>
-          <w:sz w:val="24"/>
-          <w:szCs w:val="24"/>
-        </w:rPr>
-        <w:t xml:space="preserve">7.3 Tax Distributions. To the extent of available cash of the Company or the applicable Protected Series, the Manager may make distributions intended to enable the Member to satisfy federal and state income tax liabilities attributable to the Company's income, and is authorized to pay any such amount directly to the government agency responsible for collection on the Member's behalf, with any amount so paid treated as distributed to the Member. A tax distribution funded from the Associated Assets of a Protected Series shall be made by that Protected Series to the Company and distributed by the Company to the Member, and is treated as an advance against later distributions under Section 7.1.</w:t>
       </w:r>
     </w:p>
     <w:p>

--- a/docs/word/SMMMDE vs SMMMS - FPSLLC Redline - Single Member Disregarded vs S Corporation.docx
+++ b/docs/word/SMMMDE vs SMMMS - FPSLLC Redline - Single Member Disregarded vs S Corporation.docx
@@ -5238,8 +5238,7 @@
     <w:pPrDefault>
       <w:pPr>
         <w:widowControl/>
-        <w:keepLines/>
-        <w:spacing w:after="160"/>
+        <w:spacing w:after="200" w:line="276" w:lineRule="auto"/>
         <w:jc w:val="both"/>
       </w:pPr>
     </w:pPrDefault>
@@ -5254,7 +5253,7 @@
       <w:keepNext/>
       <w:keepLines/>
       <w:widowControl/>
-      <w:spacing w:before="240" w:after="0"/>
+      <w:spacing w:before="240" w:after="200"/>
     </w:pPr>
     <w:rPr>
       <w:rFonts w:ascii="Times New Roman" w:hAnsi="Times New Roman"/>
@@ -5269,7 +5268,7 @@
       <w:keepNext/>
       <w:keepLines/>
       <w:widowControl/>
-      <w:spacing w:before="240" w:after="0"/>
+      <w:spacing w:before="240" w:after="200"/>
     </w:pPr>
     <w:rPr>
       <w:rFonts w:ascii="Times New Roman" w:hAnsi="Times New Roman"/>
@@ -5284,7 +5283,7 @@
       <w:keepNext/>
       <w:keepLines/>
       <w:widowControl/>
-      <w:spacing w:before="240" w:after="0"/>
+      <w:spacing w:before="240" w:after="200"/>
     </w:pPr>
     <w:rPr>
       <w:rFonts w:ascii="Times New Roman" w:hAnsi="Times New Roman"/>

--- a/docs/word/SMMMDE vs SMMMS - FPSLLC Redline - Single Member Disregarded vs S Corporation.docx
+++ b/docs/word/SMMMDE vs SMMMS - FPSLLC Redline - Single Member Disregarded vs S Corporation.docx
@@ -4951,7 +4951,7 @@
           <w:sz w:val="24"/>
           <w:szCs w:val="24"/>
         </w:rPr>
-        <w:t xml:space="preserve">[NAME], Protected Series Manager</w:t>
+        <w:t xml:space="preserve">[ADOPTER NAME], Protected Series Manager</w:t>
       </w:r>
     </w:p>
     <w:p>

--- a/docs/word/SMMMDE vs SMMMS - FPSLLC Redline - Single Member Disregarded vs S Corporation.docx
+++ b/docs/word/SMMMDE vs SMMMS - FPSLLC Redline - Single Member Disregarded vs S Corporation.docx
@@ -62,7 +62,7 @@
           <w:sz w:val="24"/>
           <w:szCs w:val="24"/>
         </w:rPr>
-        <w:t xml:space="preserve">144 paragraphs identical · 28 changed · 0 only in the first · 16 only in the second</w:t>
+        <w:t xml:space="preserve">143 paragraphs identical · 28 changed · 0 only in the first · 16 only in the second</w:t>
       </w:r>
     </w:p>
     <w:p>
@@ -2500,7 +2500,7 @@
           <w:sz w:val="24"/>
           <w:szCs w:val="24"/>
         </w:rPr>
-        <w:t xml:space="preserve">5.1 Manager-Managed; the Manager. The Company is manager-managed as provided in its Articles of Organization and this Agreement. [MANAGER APPOINTMENT] If more than one person is serving as Manager, every act, approval, consent, decision, or determination of the Manager under this Agreement requires the approval of a majority of the Managers then serving, and no Manager acting alone has actual authority to act for the Company or for any Protected Series. Anything required to be delivered to the Manager may be delivered to any Manager, and a covenant, restriction, or standard of conduct stated in this Agreement as applying to the Manager applies to each Manager individually. This Section governs among the Member and the Managers; it does not affect the agency rights of a Manager under s. 605.04074(2)(b), Florida Statutes, as to a person who dealt with the Manager without knowledge or notice that the Manager lacked authority. A Manager need not be a Member. A Manager serves until that Manager's resignation, removal by the Member, death, or Incapacity; the Member may remove and replace a Manager, appoint an additional Manager, and shall fill any vacancy, by a signed writing delivered to the Company. If a Manager ceases to serve as Manager for any reason, the remaining Managers shall continue to serve.</w:t>
+        <w:t xml:space="preserve">5.1 Manager-Managed; the Manager. The Company is manager-managed as provided in its Articles of Organization and this Agreement. &lt;!-- one:manager --&gt;The initial Manager is [MANAGER NAMES].&lt;!-- /one --&gt;&lt;!-- many:manager --&gt;The initial Managers are [MANAGER NAMES].&lt;!-- /many --&gt; If more than one person is serving as Manager, every act, approval, consent, decision, or determination of the Manager under this Agreement requires the approval of a majority of the Managers then serving, and no Manager acting alone has actual authority to act for the Company or for any Protected Series. Anything required to be delivered to the Manager may be delivered to any Manager, and a covenant, restriction, or standard of conduct stated in this Agreement as applying to the Manager applies to each Manager individually. This Section governs among the Member and the Managers; it does not affect the agency rights of a Manager under s. 605.04074(2)(b), Florida Statutes, as to a person who dealt with the Manager without knowledge or notice that the Manager lacked authority. A Manager need not be a Member. A Manager serves until that Manager's resignation, removal by the Member, death, or Incapacity; the Member may remove and replace a Manager, appoint an additional Manager, and shall fill any vacancy, by a signed writing delivered to the Company. If a Manager ceases to serve as Manager for any reason, the remaining Managers shall continue to serve.</w:t>
       </w:r>
     </w:p>
     <w:p>
@@ -4423,23 +4423,23 @@
           <w:sz w:val="24"/>
           <w:szCs w:val="24"/>
         </w:rPr>
-        <w:t xml:space="preserve">ACKNOWLEDGED AND AGREED BY MANAGER:</w:t>
-      </w:r>
-    </w:p>
-    <w:p>
-      <w:pPr>
-        <w:keepLines/>
-        <w:widowControl/>
-        <w:spacing w:after="160"/>
-        <w:jc w:val="both"/>
-      </w:pPr>
-      <w:r>
-        <w:rPr>
-          <w:rFonts w:ascii="Times New Roman" w:hAnsi="Times New Roman"/>
-          <w:sz w:val="24"/>
-          <w:szCs w:val="24"/>
-        </w:rPr>
-        <w:t xml:space="preserve">[MANAGER SIGNATURE BLOCKS]</w:t>
+        <w:t xml:space="preserve">_____________________________</w:t>
+      </w:r>
+    </w:p>
+    <w:p>
+      <w:pPr>
+        <w:keepLines/>
+        <w:widowControl/>
+        <w:spacing w:after="160"/>
+        <w:jc w:val="both"/>
+      </w:pPr>
+      <w:r>
+        <w:rPr>
+          <w:rFonts w:ascii="Times New Roman" w:hAnsi="Times New Roman"/>
+          <w:sz w:val="24"/>
+          <w:szCs w:val="24"/>
+        </w:rPr>
+        <w:t xml:space="preserve">[MANAGER NAME], Manager</w:t>
       </w:r>
     </w:p>
     <w:p>
@@ -4904,22 +4904,6 @@
           <w:szCs w:val="24"/>
         </w:rPr>
         <w:t xml:space="preserve">| Dissolution events specific to this Protected Series (if any) | [None / describe] |</w:t>
-      </w:r>
-    </w:p>
-    <w:p>
-      <w:pPr>
-        <w:keepLines/>
-        <w:widowControl/>
-        <w:spacing w:after="160"/>
-        <w:jc w:val="both"/>
-      </w:pPr>
-      <w:r>
-        <w:rPr>
-          <w:rFonts w:ascii="Times New Roman" w:hAnsi="Times New Roman"/>
-          <w:sz w:val="24"/>
-          <w:szCs w:val="24"/>
-        </w:rPr>
-        <w:t xml:space="preserve">Adopted effective [DATE] by the Company, acting through its Manager:</w:t>
       </w:r>
     </w:p>
     <w:p>

--- a/docs/word/SMMMDE vs SMMMS - FPSLLC Redline - Single Member Disregarded vs S Corporation.docx
+++ b/docs/word/SMMMDE vs SMMMS - FPSLLC Redline - Single Member Disregarded vs S Corporation.docx
@@ -62,7 +62,7 @@
           <w:sz w:val="24"/>
           <w:szCs w:val="24"/>
         </w:rPr>
-        <w:t xml:space="preserve">143 paragraphs identical · 28 changed · 0 only in the first · 16 only in the second</w:t>
+        <w:t xml:space="preserve">144 paragraphs identical · 28 changed · 0 only in the first · 16 only in the second</w:t>
       </w:r>
     </w:p>
     <w:p>
@@ -5199,6 +5199,22 @@
           <w:szCs w:val="24"/>
         </w:rPr>
         <w:t xml:space="preserve">Code references: sections 1361, 1362, 1378. </w:t>
+      </w:r>
+    </w:p>
+    <w:p>
+      <w:pPr>
+        <w:keepLines/>
+        <w:widowControl/>
+        <w:spacing w:after="160"/>
+        <w:jc w:val="both"/>
+      </w:pPr>
+      <w:r>
+        <w:rPr>
+          <w:rFonts w:ascii="Times New Roman" w:hAnsi="Times New Roman"/>
+          <w:sz w:val="24"/>
+          <w:szCs w:val="24"/>
+        </w:rPr>
+        <w:t xml:space="preserve">[TITLE] of [COMPANY NAME], LLC — generated by MyFloridaSeriesLLC · Master [EDITION]</w:t>
       </w:r>
     </w:p>
     <w:sectPr>

--- a/docs/word/SMMMDE vs SMMMS - FPSLLC Redline - Single Member Disregarded vs S Corporation.docx
+++ b/docs/word/SMMMDE vs SMMMS - FPSLLC Redline - Single Member Disregarded vs S Corporation.docx
@@ -4799,7 +4799,7 @@
           <w:sz w:val="24"/>
           <w:szCs w:val="24"/>
         </w:rPr>
-        <w:t xml:space="preserve">| Contributions to this Protected Series | By the Company: $[AMOUNT] on [DATE] [and/or described property] |</w:t>
+        <w:t xml:space="preserve">| Contributions to this Protected Series | By the Company: [CONTRIBUTION] |</w:t>
       </w:r>
     </w:p>
     <w:p>
